--- a/Documentation/UseCases/Use Case Scenario/Admin Use-Case Descriptons.docx
+++ b/Documentation/UseCases/Use Case Scenario/Admin Use-Case Descriptons.docx
@@ -229,7 +229,6 @@
                 <w:ilvl w:val="0"/>
                 <w:numId w:val="3"/>
               </w:numPr>
-              <w:spacing w:after="0" w:line="240" w:lineRule="auto"/>
               <w:rPr>
                 <w:sz w:val="36"/>
                 <w:szCs w:val="36"/>
@@ -295,7 +294,6 @@
           </w:tcPr>
           <w:p>
             <w:pPr>
-              <w:spacing w:after="0" w:line="240" w:lineRule="auto"/>
               <w:rPr>
                 <w:sz w:val="36"/>
                 <w:szCs w:val="36"/>
@@ -435,7 +433,6 @@
                 <w:ilvl w:val="0"/>
                 <w:numId w:val="2"/>
               </w:numPr>
-              <w:spacing w:after="0" w:line="240" w:lineRule="auto"/>
               <w:rPr>
                 <w:sz w:val="36"/>
                 <w:szCs w:val="36"/>
@@ -472,7 +469,6 @@
                 <w:ilvl w:val="0"/>
                 <w:numId w:val="2"/>
               </w:numPr>
-              <w:spacing w:after="0" w:line="240" w:lineRule="auto"/>
               <w:rPr>
                 <w:sz w:val="36"/>
                 <w:szCs w:val="36"/>
@@ -509,7 +505,6 @@
                 <w:ilvl w:val="0"/>
                 <w:numId w:val="2"/>
               </w:numPr>
-              <w:spacing w:after="0" w:line="240" w:lineRule="auto"/>
               <w:rPr>
                 <w:sz w:val="36"/>
                 <w:szCs w:val="36"/>
@@ -546,7 +541,6 @@
                 <w:ilvl w:val="0"/>
                 <w:numId w:val="4"/>
               </w:numPr>
-              <w:spacing w:after="0" w:line="240" w:lineRule="auto"/>
               <w:rPr>
                 <w:sz w:val="36"/>
                 <w:szCs w:val="36"/>
@@ -562,7 +556,6 @@
           </w:p>
           <w:p>
             <w:pPr>
-              <w:spacing w:after="0" w:line="240" w:lineRule="auto"/>
               <w:rPr>
                 <w:sz w:val="36"/>
                 <w:szCs w:val="36"/>
@@ -604,7 +597,6 @@
                 <w:ilvl w:val="0"/>
                 <w:numId w:val="4"/>
               </w:numPr>
-              <w:spacing w:after="0" w:line="240" w:lineRule="auto"/>
               <w:rPr>
                 <w:sz w:val="36"/>
                 <w:szCs w:val="36"/>
@@ -620,7 +612,6 @@
           </w:p>
           <w:p>
             <w:pPr>
-              <w:spacing w:after="0" w:line="240" w:lineRule="auto"/>
               <w:rPr>
                 <w:sz w:val="36"/>
                 <w:szCs w:val="36"/>
@@ -686,7 +677,6 @@
           </w:p>
           <w:p>
             <w:pPr>
-              <w:spacing w:after="0" w:line="240" w:lineRule="auto"/>
               <w:rPr>
                 <w:sz w:val="36"/>
                 <w:szCs w:val="36"/>
@@ -737,7 +727,6 @@
                 <w:ilvl w:val="0"/>
                 <w:numId w:val="4"/>
               </w:numPr>
-              <w:spacing w:after="0" w:line="240" w:lineRule="auto"/>
               <w:rPr>
                 <w:sz w:val="36"/>
                 <w:szCs w:val="36"/>
@@ -753,7 +742,6 @@
           </w:p>
           <w:p>
             <w:pPr>
-              <w:spacing w:after="0" w:line="240" w:lineRule="auto"/>
               <w:rPr>
                 <w:sz w:val="36"/>
                 <w:szCs w:val="36"/>
@@ -791,7 +779,6 @@
           </w:p>
           <w:p>
             <w:pPr>
-              <w:spacing w:after="0" w:line="240" w:lineRule="auto"/>
               <w:rPr>
                 <w:sz w:val="36"/>
                 <w:szCs w:val="36"/>
@@ -861,16 +848,16 @@
       <w:tblPr>
         <w:tblStyle w:val="TableGrid"/>
         <w:tblpPr w:leftFromText="180" w:rightFromText="180" w:vertAnchor="page" w:horzAnchor="margin" w:tblpXSpec="center" w:tblpY="388"/>
-        <w:tblW w:w="14845" w:type="dxa"/>
+        <w:tblW w:w="14395" w:type="dxa"/>
         <w:tblLook w:val="04A0" w:firstRow="1" w:lastRow="0" w:firstColumn="1" w:lastColumn="0" w:noHBand="0" w:noVBand="1"/>
       </w:tblPr>
       <w:tblGrid>
         <w:gridCol w:w="4765"/>
-        <w:gridCol w:w="10080"/>
+        <w:gridCol w:w="9630"/>
       </w:tblGrid>
       <w:tr>
         <w:trPr>
-          <w:trHeight w:val="1050"/>
+          <w:trHeight w:val="620"/>
         </w:trPr>
         <w:tc>
           <w:tcPr>
@@ -883,6 +870,7 @@
                 <w:szCs w:val="36"/>
               </w:rPr>
             </w:pPr>
+            <w:bookmarkStart w:id="0" w:name="_Hlk200737087"/>
             <w:r>
               <w:rPr>
                 <w:sz w:val="36"/>
@@ -895,7 +883,7 @@
         </w:tc>
         <w:tc>
           <w:tcPr>
-            <w:tcW w:w="10080" w:type="dxa"/>
+            <w:tcW w:w="9630" w:type="dxa"/>
           </w:tcPr>
           <w:p>
             <w:pPr>
@@ -954,7 +942,7 @@
         </w:tc>
         <w:tc>
           <w:tcPr>
-            <w:tcW w:w="10080" w:type="dxa"/>
+            <w:tcW w:w="9630" w:type="dxa"/>
           </w:tcPr>
           <w:p>
             <w:pPr>
@@ -1006,7 +994,7 @@
         </w:tc>
         <w:tc>
           <w:tcPr>
-            <w:tcW w:w="10080" w:type="dxa"/>
+            <w:tcW w:w="9630" w:type="dxa"/>
           </w:tcPr>
           <w:p>
             <w:pPr>
@@ -1015,7 +1003,6 @@
                 <w:ilvl w:val="0"/>
                 <w:numId w:val="4"/>
               </w:numPr>
-              <w:spacing w:after="0" w:line="240" w:lineRule="auto"/>
               <w:rPr>
                 <w:sz w:val="36"/>
                 <w:szCs w:val="36"/>
@@ -1093,7 +1080,7 @@
         </w:tc>
         <w:tc>
           <w:tcPr>
-            <w:tcW w:w="10080" w:type="dxa"/>
+            <w:tcW w:w="9630" w:type="dxa"/>
           </w:tcPr>
           <w:p>
             <w:pPr>
@@ -1108,6 +1095,125 @@
                 <w:szCs w:val="36"/>
               </w:rPr>
               <w:t>Products are either approved and made available to users or rejected and marked as unavailable.</w:t>
+            </w:r>
+          </w:p>
+        </w:tc>
+      </w:tr>
+      <w:tr>
+        <w:trPr>
+          <w:trHeight w:val="1477"/>
+        </w:trPr>
+        <w:tc>
+          <w:tcPr>
+            <w:tcW w:w="4765" w:type="dxa"/>
+          </w:tcPr>
+          <w:p>
+            <w:pPr>
+              <w:rPr>
+                <w:sz w:val="36"/>
+                <w:szCs w:val="36"/>
+              </w:rPr>
+            </w:pPr>
+            <w:r>
+              <w:rPr>
+                <w:sz w:val="36"/>
+                <w:szCs w:val="36"/>
+              </w:rPr>
+              <w:t>Error Situation –System State</w:t>
+            </w:r>
+          </w:p>
+        </w:tc>
+        <w:tc>
+          <w:tcPr>
+            <w:tcW w:w="9630" w:type="dxa"/>
+          </w:tcPr>
+          <w:p>
+            <w:pPr>
+              <w:rPr>
+                <w:sz w:val="36"/>
+                <w:szCs w:val="36"/>
+              </w:rPr>
+            </w:pPr>
+            <w:r>
+              <w:rPr>
+                <w:b/>
+                <w:bCs/>
+                <w:sz w:val="36"/>
+                <w:szCs w:val="36"/>
+              </w:rPr>
+              <w:t>E1: System Error During Approval/Rejection:</w:t>
+            </w:r>
+          </w:p>
+          <w:p>
+            <w:pPr>
+              <w:numPr>
+                <w:ilvl w:val="0"/>
+                <w:numId w:val="8"/>
+              </w:numPr>
+              <w:ind w:left="648"/>
+              <w:rPr>
+                <w:sz w:val="36"/>
+                <w:szCs w:val="36"/>
+              </w:rPr>
+            </w:pPr>
+            <w:r>
+              <w:rPr>
+                <w:sz w:val="36"/>
+                <w:szCs w:val="36"/>
+              </w:rPr>
+              <w:t>If there’s an error during the process, the system displays an error message and logs the issue for further investigation.</w:t>
+            </w:r>
+          </w:p>
+        </w:tc>
+      </w:tr>
+      <w:tr>
+        <w:trPr>
+          <w:trHeight w:val="613"/>
+        </w:trPr>
+        <w:tc>
+          <w:tcPr>
+            <w:tcW w:w="4765" w:type="dxa"/>
+          </w:tcPr>
+          <w:p>
+            <w:pPr>
+              <w:rPr>
+                <w:sz w:val="36"/>
+                <w:szCs w:val="36"/>
+              </w:rPr>
+            </w:pPr>
+            <w:r>
+              <w:rPr>
+                <w:sz w:val="36"/>
+                <w:szCs w:val="36"/>
+              </w:rPr>
+              <w:t>Actor</w:t>
+            </w:r>
+          </w:p>
+        </w:tc>
+        <w:tc>
+          <w:tcPr>
+            <w:tcW w:w="9630" w:type="dxa"/>
+          </w:tcPr>
+          <w:p>
+            <w:pPr>
+              <w:rPr>
+                <w:sz w:val="36"/>
+                <w:szCs w:val="36"/>
+              </w:rPr>
+            </w:pPr>
+            <w:r>
+              <w:rPr>
+                <w:sz w:val="36"/>
+                <w:szCs w:val="36"/>
+              </w:rPr>
+              <w:t>Admin</w:t>
+            </w:r>
+            <w:r>
+              <w:rPr>
+                <w:sz w:val="36"/>
+                <w:szCs w:val="36"/>
+              </w:rPr>
+              <w:t>.</w:t>
             </w:r>
           </w:p>
         </w:tc>
@@ -1132,141 +1238,13 @@
                 <w:sz w:val="36"/>
                 <w:szCs w:val="36"/>
               </w:rPr>
-              <w:t>Error Situation –System State</w:t>
-            </w:r>
-          </w:p>
-        </w:tc>
-        <w:tc>
-          <w:tcPr>
-            <w:tcW w:w="10080" w:type="dxa"/>
-          </w:tcPr>
-          <w:p>
-            <w:pPr>
-              <w:spacing w:after="0" w:line="240" w:lineRule="auto"/>
-              <w:rPr>
-                <w:sz w:val="36"/>
-                <w:szCs w:val="36"/>
-              </w:rPr>
-            </w:pPr>
-            <w:r>
-              <w:rPr>
-                <w:b/>
-                <w:bCs/>
-                <w:sz w:val="36"/>
-                <w:szCs w:val="36"/>
-              </w:rPr>
-              <w:t>E1: System Error During Approval/Rejection:</w:t>
-            </w:r>
-          </w:p>
-          <w:p>
-            <w:pPr>
-              <w:numPr>
-                <w:ilvl w:val="0"/>
-                <w:numId w:val="8"/>
-              </w:numPr>
-              <w:spacing w:after="0" w:line="240" w:lineRule="auto"/>
-              <w:rPr>
-                <w:sz w:val="36"/>
-                <w:szCs w:val="36"/>
-              </w:rPr>
-            </w:pPr>
-            <w:r>
-              <w:rPr>
-                <w:sz w:val="36"/>
-                <w:szCs w:val="36"/>
-              </w:rPr>
-              <w:t>If there’s an error during the process, the system displays an error message and logs the issue for further investigation.</w:t>
-            </w:r>
-          </w:p>
-          <w:p>
-            <w:pPr>
-              <w:rPr>
-                <w:sz w:val="36"/>
-                <w:szCs w:val="36"/>
-              </w:rPr>
-            </w:pPr>
-          </w:p>
-        </w:tc>
-      </w:tr>
-      <w:tr>
-        <w:trPr>
-          <w:trHeight w:val="1050"/>
-        </w:trPr>
-        <w:tc>
-          <w:tcPr>
-            <w:tcW w:w="4765" w:type="dxa"/>
-          </w:tcPr>
-          <w:p>
-            <w:pPr>
-              <w:rPr>
-                <w:sz w:val="36"/>
-                <w:szCs w:val="36"/>
-              </w:rPr>
-            </w:pPr>
-            <w:r>
-              <w:rPr>
-                <w:sz w:val="36"/>
-                <w:szCs w:val="36"/>
-              </w:rPr>
-              <w:t>Actor</w:t>
-            </w:r>
-          </w:p>
-        </w:tc>
-        <w:tc>
-          <w:tcPr>
-            <w:tcW w:w="10080" w:type="dxa"/>
-          </w:tcPr>
-          <w:p>
-            <w:pPr>
-              <w:rPr>
-                <w:sz w:val="36"/>
-                <w:szCs w:val="36"/>
-              </w:rPr>
-            </w:pPr>
-            <w:r>
-              <w:rPr>
-                <w:sz w:val="36"/>
-                <w:szCs w:val="36"/>
-              </w:rPr>
-              <w:t>Admin</w:t>
-            </w:r>
-            <w:r>
-              <w:rPr>
-                <w:sz w:val="36"/>
-                <w:szCs w:val="36"/>
-              </w:rPr>
-              <w:t>.</w:t>
-            </w:r>
-          </w:p>
-        </w:tc>
-      </w:tr>
-      <w:tr>
-        <w:trPr>
-          <w:trHeight w:val="1050"/>
-        </w:trPr>
-        <w:tc>
-          <w:tcPr>
-            <w:tcW w:w="4765" w:type="dxa"/>
-          </w:tcPr>
-          <w:p>
-            <w:pPr>
-              <w:rPr>
-                <w:sz w:val="36"/>
-                <w:szCs w:val="36"/>
-              </w:rPr>
-            </w:pPr>
-            <w:r>
-              <w:rPr>
-                <w:sz w:val="36"/>
-                <w:szCs w:val="36"/>
-              </w:rPr>
               <w:t>Main Success Scenario</w:t>
             </w:r>
           </w:p>
         </w:tc>
         <w:tc>
           <w:tcPr>
-            <w:tcW w:w="10080" w:type="dxa"/>
+            <w:tcW w:w="9630" w:type="dxa"/>
           </w:tcPr>
           <w:p>
             <w:pPr>
@@ -1275,7 +1253,6 @@
                 <w:ilvl w:val="0"/>
                 <w:numId w:val="6"/>
               </w:numPr>
-              <w:spacing w:after="0" w:line="240" w:lineRule="auto"/>
               <w:rPr>
                 <w:sz w:val="36"/>
                 <w:szCs w:val="36"/>
@@ -1312,7 +1289,6 @@
                 <w:ilvl w:val="0"/>
                 <w:numId w:val="6"/>
               </w:numPr>
-              <w:spacing w:after="0" w:line="240" w:lineRule="auto"/>
               <w:rPr>
                 <w:sz w:val="36"/>
                 <w:szCs w:val="36"/>
@@ -1349,7 +1325,6 @@
                 <w:ilvl w:val="0"/>
                 <w:numId w:val="6"/>
               </w:numPr>
-              <w:spacing w:after="0" w:line="240" w:lineRule="auto"/>
               <w:rPr>
                 <w:sz w:val="36"/>
                 <w:szCs w:val="36"/>
@@ -1385,7 +1360,6 @@
                 <w:ilvl w:val="0"/>
                 <w:numId w:val="5"/>
               </w:numPr>
-              <w:spacing w:after="0" w:line="240" w:lineRule="auto"/>
               <w:rPr>
                 <w:sz w:val="36"/>
                 <w:szCs w:val="36"/>
@@ -1399,25 +1373,6 @@
                 <w:szCs w:val="36"/>
               </w:rPr>
               <w:t>View Product Details:</w:t>
-            </w:r>
-          </w:p>
-          <w:p>
-            <w:pPr>
-              <w:numPr>
-                <w:ilvl w:val="1"/>
-                <w:numId w:val="5"/>
-              </w:numPr>
-              <w:rPr>
-                <w:sz w:val="36"/>
-                <w:szCs w:val="36"/>
-              </w:rPr>
-            </w:pPr>
-            <w:r>
-              <w:rPr>
-                <w:sz w:val="36"/>
-                <w:szCs w:val="36"/>
-              </w:rPr>
-              <w:t>Clicks on a product to view detailed information, including images, descriptions, and pricing.</w:t>
             </w:r>
           </w:p>
           <w:p>
@@ -1444,45 +1399,6 @@
           <w:p>
             <w:pPr>
               <w:numPr>
-                <w:ilvl w:val="1"/>
-                <w:numId w:val="5"/>
-              </w:numPr>
-              <w:rPr>
-                <w:sz w:val="36"/>
-                <w:szCs w:val="36"/>
-              </w:rPr>
-            </w:pPr>
-            <w:r>
-              <w:rPr>
-                <w:sz w:val="36"/>
-                <w:szCs w:val="36"/>
-              </w:rPr>
-              <w:t>Selects the option to approve, and the product status is updated to "Approved."</w:t>
-            </w:r>
-          </w:p>
-          <w:p>
-            <w:pPr>
-              <w:numPr>
-                <w:ilvl w:val="1"/>
-                <w:numId w:val="5"/>
-              </w:numPr>
-              <w:rPr>
-                <w:sz w:val="36"/>
-                <w:szCs w:val="36"/>
-              </w:rPr>
-            </w:pPr>
-            <w:r>
-              <w:rPr>
-                <w:sz w:val="36"/>
-                <w:szCs w:val="36"/>
-              </w:rPr>
-              <w:lastRenderedPageBreak/>
-              <w:t>The system updates the product listing to make it available to users.</w:t>
-            </w:r>
-          </w:p>
-          <w:p>
-            <w:pPr>
-              <w:numPr>
                 <w:ilvl w:val="0"/>
                 <w:numId w:val="5"/>
               </w:numPr>
@@ -1498,92 +1414,15 @@
                 <w:sz w:val="36"/>
                 <w:szCs w:val="36"/>
               </w:rPr>
-              <w:t>Reject Product:</w:t>
-            </w:r>
-          </w:p>
-          <w:p>
-            <w:pPr>
-              <w:numPr>
-                <w:ilvl w:val="1"/>
-                <w:numId w:val="5"/>
-              </w:numPr>
-              <w:rPr>
-                <w:sz w:val="36"/>
-                <w:szCs w:val="36"/>
-              </w:rPr>
-            </w:pPr>
-            <w:r>
-              <w:rPr>
-                <w:sz w:val="36"/>
-                <w:szCs w:val="36"/>
-              </w:rPr>
-              <w:t>Selects the option to reject, and the system prompts for an optional reason.</w:t>
-            </w:r>
-          </w:p>
-          <w:p>
-            <w:pPr>
-              <w:numPr>
-                <w:ilvl w:val="1"/>
-                <w:numId w:val="5"/>
-              </w:numPr>
-              <w:rPr>
-                <w:sz w:val="36"/>
-                <w:szCs w:val="36"/>
-              </w:rPr>
-            </w:pPr>
-            <w:r>
-              <w:rPr>
-                <w:sz w:val="36"/>
-                <w:szCs w:val="36"/>
-              </w:rPr>
-              <w:t>The product status is updated to "Rejected" and marked as unavailable to users.</w:t>
-            </w:r>
-          </w:p>
-          <w:p>
-            <w:pPr>
-              <w:ind w:left="360"/>
-              <w:rPr>
-                <w:sz w:val="36"/>
-                <w:szCs w:val="36"/>
-              </w:rPr>
-            </w:pPr>
-            <w:r>
-              <w:rPr>
-                <w:sz w:val="36"/>
-                <w:szCs w:val="36"/>
-              </w:rPr>
-              <w:t>4.</w:t>
-            </w:r>
-            <w:r>
-              <w:rPr>
-                <w:sz w:val="36"/>
-                <w:szCs w:val="36"/>
-              </w:rPr>
-              <w:t xml:space="preserve"> After each action, the </w:t>
-            </w:r>
-            <w:proofErr w:type="gramStart"/>
-            <w:r>
-              <w:rPr>
-                <w:sz w:val="36"/>
-                <w:szCs w:val="36"/>
-              </w:rPr>
-              <w:t>Admin</w:t>
-            </w:r>
-            <w:proofErr w:type="gramEnd"/>
-            <w:r>
-              <w:rPr>
-                <w:sz w:val="36"/>
-                <w:szCs w:val="36"/>
-              </w:rPr>
-              <w:t xml:space="preserve"> is returned to the pending products list, where the processed product no longer appears.</w:t>
+              <w:t>Reject Product</w:t>
             </w:r>
           </w:p>
         </w:tc>
       </w:tr>
+      <w:bookmarkEnd w:id="0"/>
     </w:tbl>
     <w:p>
       <w:r>
-        <w:lastRenderedPageBreak/>
         <w:br w:type="page"/>
       </w:r>
     </w:p>
@@ -1771,7 +1610,6 @@
                 <w:ilvl w:val="0"/>
                 <w:numId w:val="9"/>
               </w:numPr>
-              <w:spacing w:after="0" w:line="240" w:lineRule="auto"/>
               <w:rPr>
                 <w:sz w:val="36"/>
                 <w:szCs w:val="36"/>
@@ -1914,7 +1752,6 @@
           </w:tcPr>
           <w:p>
             <w:pPr>
-              <w:spacing w:after="0" w:line="240" w:lineRule="auto"/>
               <w:rPr>
                 <w:sz w:val="36"/>
                 <w:szCs w:val="36"/>
@@ -1936,7 +1773,6 @@
                 <w:ilvl w:val="0"/>
                 <w:numId w:val="12"/>
               </w:numPr>
-              <w:spacing w:after="0" w:line="240" w:lineRule="auto"/>
               <w:rPr>
                 <w:sz w:val="36"/>
                 <w:szCs w:val="36"/>
@@ -1973,7 +1809,6 @@
                 <w:ilvl w:val="0"/>
                 <w:numId w:val="13"/>
               </w:numPr>
-              <w:spacing w:after="0" w:line="240" w:lineRule="auto"/>
               <w:rPr>
                 <w:sz w:val="36"/>
                 <w:szCs w:val="36"/>
@@ -2084,7 +1919,6 @@
                 <w:ilvl w:val="0"/>
                 <w:numId w:val="11"/>
               </w:numPr>
-              <w:spacing w:after="0" w:line="240" w:lineRule="auto"/>
               <w:rPr>
                 <w:sz w:val="36"/>
                 <w:szCs w:val="36"/>
@@ -2121,7 +1955,6 @@
                 <w:ilvl w:val="0"/>
                 <w:numId w:val="11"/>
               </w:numPr>
-              <w:spacing w:after="0" w:line="240" w:lineRule="auto"/>
               <w:rPr>
                 <w:sz w:val="36"/>
                 <w:szCs w:val="36"/>
@@ -2142,7 +1975,6 @@
                 <w:ilvl w:val="0"/>
                 <w:numId w:val="11"/>
               </w:numPr>
-              <w:spacing w:after="0" w:line="240" w:lineRule="auto"/>
               <w:rPr>
                 <w:sz w:val="36"/>
                 <w:szCs w:val="36"/>
@@ -2178,7 +2010,6 @@
                 <w:ilvl w:val="0"/>
                 <w:numId w:val="10"/>
               </w:numPr>
-              <w:spacing w:after="0" w:line="240" w:lineRule="auto"/>
               <w:rPr>
                 <w:sz w:val="36"/>
                 <w:szCs w:val="36"/>
@@ -2377,7 +2208,6 @@
     </w:tbl>
     <w:p>
       <w:r>
-        <w:lastRenderedPageBreak/>
         <w:br w:type="page"/>
       </w:r>
     </w:p>
@@ -2385,12 +2215,12 @@
       <w:tblPr>
         <w:tblStyle w:val="TableGrid"/>
         <w:tblpPr w:leftFromText="180" w:rightFromText="180" w:vertAnchor="page" w:horzAnchor="margin" w:tblpXSpec="center" w:tblpY="409"/>
-        <w:tblW w:w="15025" w:type="dxa"/>
+        <w:tblW w:w="11335" w:type="dxa"/>
         <w:tblLook w:val="04A0" w:firstRow="1" w:lastRow="0" w:firstColumn="1" w:lastColumn="0" w:noHBand="0" w:noVBand="1"/>
       </w:tblPr>
       <w:tblGrid>
         <w:gridCol w:w="4765"/>
-        <w:gridCol w:w="10260"/>
+        <w:gridCol w:w="6570"/>
       </w:tblGrid>
       <w:tr>
         <w:trPr>
@@ -2403,14 +2233,15 @@
           <w:p>
             <w:pPr>
               <w:rPr>
-                <w:sz w:val="36"/>
-                <w:szCs w:val="36"/>
-              </w:rPr>
-            </w:pPr>
-            <w:r>
-              <w:rPr>
-                <w:sz w:val="36"/>
-                <w:szCs w:val="36"/>
+                <w:sz w:val="28"/>
+                <w:szCs w:val="28"/>
+              </w:rPr>
+            </w:pPr>
+            <w:bookmarkStart w:id="1" w:name="_Hlk200741069"/>
+            <w:r>
+              <w:rPr>
+                <w:sz w:val="28"/>
+                <w:szCs w:val="28"/>
               </w:rPr>
               <w:lastRenderedPageBreak/>
               <w:t>ID Number –Name:</w:t>
@@ -2419,52 +2250,49 @@
         </w:tc>
         <w:tc>
           <w:tcPr>
-            <w:tcW w:w="10260" w:type="dxa"/>
-          </w:tcPr>
-          <w:p>
-            <w:pPr>
-              <w:rPr>
-                <w:sz w:val="36"/>
-                <w:szCs w:val="36"/>
-              </w:rPr>
-            </w:pPr>
-            <w:r>
-              <w:rPr>
-                <w:sz w:val="36"/>
-                <w:szCs w:val="36"/>
+            <w:tcW w:w="6570" w:type="dxa"/>
+          </w:tcPr>
+          <w:p>
+            <w:pPr>
+              <w:rPr>
+                <w:sz w:val="28"/>
+                <w:szCs w:val="28"/>
+              </w:rPr>
+            </w:pPr>
+            <w:r>
+              <w:rPr>
+                <w:sz w:val="28"/>
+                <w:szCs w:val="28"/>
               </w:rPr>
               <w:t>UC-4</w:t>
             </w:r>
             <w:r>
               <w:rPr>
-                <w:sz w:val="36"/>
-                <w:szCs w:val="36"/>
+                <w:sz w:val="28"/>
+                <w:szCs w:val="28"/>
               </w:rPr>
               <w:t xml:space="preserve"> </w:t>
             </w:r>
             <w:proofErr w:type="gramStart"/>
             <w:r>
               <w:rPr>
-                <w:sz w:val="36"/>
-                <w:szCs w:val="36"/>
+                <w:sz w:val="28"/>
+                <w:szCs w:val="28"/>
               </w:rPr>
               <w:t xml:space="preserve">– </w:t>
             </w:r>
             <w:r>
-              <w:t xml:space="preserve"> </w:t>
-            </w:r>
-            <w:r>
-              <w:rPr>
-                <w:sz w:val="36"/>
-                <w:szCs w:val="36"/>
-              </w:rPr>
-              <w:t>Discount</w:t>
+              <w:rPr>
+                <w:sz w:val="28"/>
+                <w:szCs w:val="28"/>
+              </w:rPr>
+              <w:t xml:space="preserve"> Discount</w:t>
             </w:r>
             <w:proofErr w:type="gramEnd"/>
             <w:r>
               <w:rPr>
-                <w:sz w:val="36"/>
-                <w:szCs w:val="36"/>
+                <w:sz w:val="28"/>
+                <w:szCs w:val="28"/>
               </w:rPr>
               <w:t xml:space="preserve"> Management</w:t>
             </w:r>
@@ -2482,14 +2310,14 @@
           <w:p>
             <w:pPr>
               <w:rPr>
-                <w:sz w:val="36"/>
-                <w:szCs w:val="36"/>
-              </w:rPr>
-            </w:pPr>
-            <w:r>
-              <w:rPr>
-                <w:sz w:val="36"/>
-                <w:szCs w:val="36"/>
+                <w:sz w:val="28"/>
+                <w:szCs w:val="28"/>
+              </w:rPr>
+            </w:pPr>
+            <w:r>
+              <w:rPr>
+                <w:sz w:val="28"/>
+                <w:szCs w:val="28"/>
               </w:rPr>
               <w:t>Goal:</w:t>
             </w:r>
@@ -2497,42 +2325,35 @@
         </w:tc>
         <w:tc>
           <w:tcPr>
-            <w:tcW w:w="10260" w:type="dxa"/>
-          </w:tcPr>
-          <w:p>
-            <w:pPr>
-              <w:rPr>
-                <w:sz w:val="36"/>
-                <w:szCs w:val="36"/>
-              </w:rPr>
-            </w:pPr>
-            <w:r>
-              <w:rPr>
-                <w:sz w:val="36"/>
-                <w:szCs w:val="36"/>
-              </w:rPr>
-              <w:t xml:space="preserve">To </w:t>
-            </w:r>
-            <w:r>
-              <w:rPr>
-                <w:sz w:val="36"/>
-                <w:szCs w:val="36"/>
-              </w:rPr>
-              <w:t xml:space="preserve">allow the </w:t>
+            <w:tcW w:w="6570" w:type="dxa"/>
+          </w:tcPr>
+          <w:p>
+            <w:pPr>
+              <w:rPr>
+                <w:sz w:val="28"/>
+                <w:szCs w:val="28"/>
+              </w:rPr>
+            </w:pPr>
+            <w:r>
+              <w:rPr>
+                <w:sz w:val="28"/>
+                <w:szCs w:val="28"/>
+              </w:rPr>
+              <w:t xml:space="preserve">To allow the </w:t>
             </w:r>
             <w:proofErr w:type="gramStart"/>
             <w:r>
               <w:rPr>
-                <w:sz w:val="36"/>
-                <w:szCs w:val="36"/>
+                <w:sz w:val="28"/>
+                <w:szCs w:val="28"/>
               </w:rPr>
               <w:t>Admin</w:t>
             </w:r>
             <w:proofErr w:type="gramEnd"/>
             <w:r>
               <w:rPr>
-                <w:sz w:val="36"/>
-                <w:szCs w:val="36"/>
+                <w:sz w:val="28"/>
+                <w:szCs w:val="28"/>
               </w:rPr>
               <w:t xml:space="preserve"> to create, modify, apply, or remove discounts within the system</w:t>
             </w:r>
@@ -2550,14 +2371,14 @@
           <w:p>
             <w:pPr>
               <w:rPr>
-                <w:sz w:val="36"/>
-                <w:szCs w:val="36"/>
-              </w:rPr>
-            </w:pPr>
-            <w:r>
-              <w:rPr>
-                <w:sz w:val="36"/>
-                <w:szCs w:val="36"/>
+                <w:sz w:val="28"/>
+                <w:szCs w:val="28"/>
+              </w:rPr>
+            </w:pPr>
+            <w:r>
+              <w:rPr>
+                <w:sz w:val="28"/>
+                <w:szCs w:val="28"/>
               </w:rPr>
               <w:t>Precondition:</w:t>
             </w:r>
@@ -2565,7 +2386,7 @@
         </w:tc>
         <w:tc>
           <w:tcPr>
-            <w:tcW w:w="10260" w:type="dxa"/>
+            <w:tcW w:w="6570" w:type="dxa"/>
           </w:tcPr>
           <w:p>
             <w:pPr>
@@ -2574,32 +2395,31 @@
                 <w:ilvl w:val="0"/>
                 <w:numId w:val="14"/>
               </w:numPr>
-              <w:spacing w:after="0" w:line="240" w:lineRule="auto"/>
-              <w:rPr>
-                <w:sz w:val="36"/>
-                <w:szCs w:val="36"/>
-              </w:rPr>
-            </w:pPr>
-            <w:r>
-              <w:rPr>
-                <w:sz w:val="36"/>
-                <w:szCs w:val="36"/>
+              <w:rPr>
+                <w:sz w:val="28"/>
+                <w:szCs w:val="28"/>
+              </w:rPr>
+            </w:pPr>
+            <w:r>
+              <w:rPr>
+                <w:sz w:val="28"/>
+                <w:szCs w:val="28"/>
               </w:rPr>
               <w:t xml:space="preserve">The </w:t>
             </w:r>
             <w:proofErr w:type="gramStart"/>
             <w:r>
               <w:rPr>
-                <w:sz w:val="36"/>
-                <w:szCs w:val="36"/>
+                <w:sz w:val="28"/>
+                <w:szCs w:val="28"/>
               </w:rPr>
               <w:t>Admin</w:t>
             </w:r>
             <w:proofErr w:type="gramEnd"/>
             <w:r>
               <w:rPr>
-                <w:sz w:val="36"/>
-                <w:szCs w:val="36"/>
+                <w:sz w:val="28"/>
+                <w:szCs w:val="28"/>
               </w:rPr>
               <w:t xml:space="preserve"> is authenticated and logged into the system.</w:t>
             </w:r>
@@ -2612,14 +2432,14 @@
                 <w:numId w:val="14"/>
               </w:numPr>
               <w:rPr>
-                <w:sz w:val="36"/>
-                <w:szCs w:val="36"/>
-              </w:rPr>
-            </w:pPr>
-            <w:r>
-              <w:rPr>
-                <w:sz w:val="36"/>
-                <w:szCs w:val="36"/>
+                <w:sz w:val="28"/>
+                <w:szCs w:val="28"/>
+              </w:rPr>
+            </w:pPr>
+            <w:r>
+              <w:rPr>
+                <w:sz w:val="28"/>
+                <w:szCs w:val="28"/>
               </w:rPr>
               <w:t>Products and user segments are predefined in the system for applying discounts.</w:t>
             </w:r>
@@ -2637,14 +2457,14 @@
           <w:p>
             <w:pPr>
               <w:rPr>
-                <w:sz w:val="36"/>
-                <w:szCs w:val="36"/>
-              </w:rPr>
-            </w:pPr>
-            <w:r>
-              <w:rPr>
-                <w:sz w:val="36"/>
-                <w:szCs w:val="36"/>
+                <w:sz w:val="28"/>
+                <w:szCs w:val="28"/>
+              </w:rPr>
+            </w:pPr>
+            <w:r>
+              <w:rPr>
+                <w:sz w:val="28"/>
+                <w:szCs w:val="28"/>
               </w:rPr>
               <w:t>Postcondition:</w:t>
             </w:r>
@@ -2652,7 +2472,7 @@
         </w:tc>
         <w:tc>
           <w:tcPr>
-            <w:tcW w:w="10260" w:type="dxa"/>
+            <w:tcW w:w="6570" w:type="dxa"/>
           </w:tcPr>
           <w:p>
             <w:pPr>
@@ -2661,16 +2481,15 @@
                 <w:ilvl w:val="0"/>
                 <w:numId w:val="14"/>
               </w:numPr>
-              <w:spacing w:after="0" w:line="240" w:lineRule="auto"/>
-              <w:rPr>
-                <w:sz w:val="36"/>
-                <w:szCs w:val="36"/>
-              </w:rPr>
-            </w:pPr>
-            <w:r>
-              <w:rPr>
-                <w:sz w:val="36"/>
-                <w:szCs w:val="36"/>
+              <w:rPr>
+                <w:sz w:val="28"/>
+                <w:szCs w:val="28"/>
+              </w:rPr>
+            </w:pPr>
+            <w:r>
+              <w:rPr>
+                <w:sz w:val="28"/>
+                <w:szCs w:val="28"/>
               </w:rPr>
               <w:t>Discounts are created, updated, or removed successfully.</w:t>
             </w:r>
@@ -2683,14 +2502,14 @@
                 <w:numId w:val="14"/>
               </w:numPr>
               <w:rPr>
-                <w:sz w:val="36"/>
-                <w:szCs w:val="36"/>
-              </w:rPr>
-            </w:pPr>
-            <w:r>
-              <w:rPr>
-                <w:sz w:val="36"/>
-                <w:szCs w:val="36"/>
+                <w:sz w:val="28"/>
+                <w:szCs w:val="28"/>
+              </w:rPr>
+            </w:pPr>
+            <w:r>
+              <w:rPr>
+                <w:sz w:val="28"/>
+                <w:szCs w:val="28"/>
               </w:rPr>
               <w:t>All discount changes are logged with timestamps and reason codes.</w:t>
             </w:r>
@@ -2708,14 +2527,14 @@
           <w:p>
             <w:pPr>
               <w:rPr>
-                <w:sz w:val="36"/>
-                <w:szCs w:val="36"/>
-              </w:rPr>
-            </w:pPr>
-            <w:r>
-              <w:rPr>
-                <w:sz w:val="36"/>
-                <w:szCs w:val="36"/>
+                <w:sz w:val="28"/>
+                <w:szCs w:val="28"/>
+              </w:rPr>
+            </w:pPr>
+            <w:r>
+              <w:rPr>
+                <w:sz w:val="28"/>
+                <w:szCs w:val="28"/>
               </w:rPr>
               <w:t>Error Situation –System State</w:t>
             </w:r>
@@ -2723,22 +2542,21 @@
         </w:tc>
         <w:tc>
           <w:tcPr>
-            <w:tcW w:w="10260" w:type="dxa"/>
-          </w:tcPr>
-          <w:p>
-            <w:pPr>
-              <w:spacing w:after="0" w:line="240" w:lineRule="auto"/>
-              <w:rPr>
-                <w:sz w:val="36"/>
-                <w:szCs w:val="36"/>
+            <w:tcW w:w="6570" w:type="dxa"/>
+          </w:tcPr>
+          <w:p>
+            <w:pPr>
+              <w:rPr>
+                <w:sz w:val="28"/>
+                <w:szCs w:val="28"/>
               </w:rPr>
             </w:pPr>
             <w:r>
               <w:rPr>
                 <w:b/>
                 <w:bCs/>
-                <w:sz w:val="36"/>
-                <w:szCs w:val="36"/>
+                <w:sz w:val="28"/>
+                <w:szCs w:val="28"/>
               </w:rPr>
               <w:t>E1: Error Applying Discount:</w:t>
             </w:r>
@@ -2749,32 +2567,31 @@
                 <w:ilvl w:val="0"/>
                 <w:numId w:val="15"/>
               </w:numPr>
-              <w:spacing w:after="0" w:line="240" w:lineRule="auto"/>
-              <w:rPr>
-                <w:sz w:val="36"/>
-                <w:szCs w:val="36"/>
-              </w:rPr>
-            </w:pPr>
-            <w:r>
-              <w:rPr>
-                <w:sz w:val="36"/>
-                <w:szCs w:val="36"/>
+              <w:rPr>
+                <w:sz w:val="28"/>
+                <w:szCs w:val="28"/>
+              </w:rPr>
+            </w:pPr>
+            <w:r>
+              <w:rPr>
+                <w:sz w:val="28"/>
+                <w:szCs w:val="28"/>
               </w:rPr>
               <w:t xml:space="preserve">If there’s a system error applying a discount, the </w:t>
             </w:r>
             <w:proofErr w:type="gramStart"/>
             <w:r>
               <w:rPr>
-                <w:sz w:val="36"/>
-                <w:szCs w:val="36"/>
+                <w:sz w:val="28"/>
+                <w:szCs w:val="28"/>
               </w:rPr>
               <w:t>Admin</w:t>
             </w:r>
             <w:proofErr w:type="gramEnd"/>
             <w:r>
               <w:rPr>
-                <w:sz w:val="36"/>
-                <w:szCs w:val="36"/>
+                <w:sz w:val="28"/>
+                <w:szCs w:val="28"/>
               </w:rPr>
               <w:t xml:space="preserve"> is notified, and the error is logged.</w:t>
             </w:r>
@@ -2782,10 +2599,62 @@
           <w:p>
             <w:pPr>
               <w:rPr>
-                <w:sz w:val="36"/>
-                <w:szCs w:val="36"/>
-              </w:rPr>
-            </w:pPr>
+                <w:sz w:val="28"/>
+                <w:szCs w:val="28"/>
+              </w:rPr>
+            </w:pPr>
+          </w:p>
+        </w:tc>
+      </w:tr>
+      <w:tr>
+        <w:trPr>
+          <w:trHeight w:val="524"/>
+        </w:trPr>
+        <w:tc>
+          <w:tcPr>
+            <w:tcW w:w="4765" w:type="dxa"/>
+          </w:tcPr>
+          <w:p>
+            <w:pPr>
+              <w:rPr>
+                <w:sz w:val="28"/>
+                <w:szCs w:val="28"/>
+              </w:rPr>
+            </w:pPr>
+            <w:r>
+              <w:rPr>
+                <w:sz w:val="28"/>
+                <w:szCs w:val="28"/>
+              </w:rPr>
+              <w:t>Actor</w:t>
+            </w:r>
+          </w:p>
+        </w:tc>
+        <w:tc>
+          <w:tcPr>
+            <w:tcW w:w="6570" w:type="dxa"/>
+          </w:tcPr>
+          <w:p>
+            <w:pPr>
+              <w:rPr>
+                <w:sz w:val="28"/>
+                <w:szCs w:val="28"/>
+              </w:rPr>
+            </w:pPr>
+            <w:r>
+              <w:rPr>
+                <w:sz w:val="28"/>
+                <w:szCs w:val="28"/>
+              </w:rPr>
+              <w:t>Admin</w:t>
+            </w:r>
+            <w:r>
+              <w:rPr>
+                <w:sz w:val="28"/>
+                <w:szCs w:val="28"/>
+              </w:rPr>
+              <w:t>.</w:t>
+            </w:r>
           </w:p>
         </w:tc>
       </w:tr>
@@ -2800,66 +2669,14 @@
           <w:p>
             <w:pPr>
               <w:rPr>
-                <w:sz w:val="36"/>
-                <w:szCs w:val="36"/>
-              </w:rPr>
-            </w:pPr>
-            <w:r>
-              <w:rPr>
-                <w:sz w:val="36"/>
-                <w:szCs w:val="36"/>
-              </w:rPr>
-              <w:t>Actor</w:t>
-            </w:r>
-          </w:p>
-        </w:tc>
-        <w:tc>
-          <w:tcPr>
-            <w:tcW w:w="10260" w:type="dxa"/>
-          </w:tcPr>
-          <w:p>
-            <w:pPr>
-              <w:rPr>
-                <w:sz w:val="36"/>
-                <w:szCs w:val="36"/>
-              </w:rPr>
-            </w:pPr>
-            <w:r>
-              <w:rPr>
-                <w:sz w:val="36"/>
-                <w:szCs w:val="36"/>
-              </w:rPr>
-              <w:t>Admin</w:t>
-            </w:r>
-            <w:r>
-              <w:rPr>
-                <w:sz w:val="36"/>
-                <w:szCs w:val="36"/>
-              </w:rPr>
-              <w:t>.</w:t>
-            </w:r>
-          </w:p>
-        </w:tc>
-      </w:tr>
-      <w:tr>
-        <w:trPr>
-          <w:trHeight w:val="1050"/>
-        </w:trPr>
-        <w:tc>
-          <w:tcPr>
-            <w:tcW w:w="4765" w:type="dxa"/>
-          </w:tcPr>
-          <w:p>
-            <w:pPr>
-              <w:rPr>
-                <w:sz w:val="36"/>
-                <w:szCs w:val="36"/>
-              </w:rPr>
-            </w:pPr>
-            <w:r>
-              <w:rPr>
-                <w:sz w:val="36"/>
-                <w:szCs w:val="36"/>
+                <w:sz w:val="28"/>
+                <w:szCs w:val="28"/>
+              </w:rPr>
+            </w:pPr>
+            <w:r>
+              <w:rPr>
+                <w:sz w:val="28"/>
+                <w:szCs w:val="28"/>
               </w:rPr>
               <w:t>Main Success Scenario</w:t>
             </w:r>
@@ -2867,7 +2684,7 @@
         </w:tc>
         <w:tc>
           <w:tcPr>
-            <w:tcW w:w="10260" w:type="dxa"/>
+            <w:tcW w:w="6570" w:type="dxa"/>
           </w:tcPr>
           <w:p>
             <w:pPr>
@@ -2876,32 +2693,31 @@
                 <w:ilvl w:val="0"/>
                 <w:numId w:val="17"/>
               </w:numPr>
-              <w:spacing w:after="0" w:line="240" w:lineRule="auto"/>
-              <w:rPr>
-                <w:sz w:val="36"/>
-                <w:szCs w:val="36"/>
-              </w:rPr>
-            </w:pPr>
-            <w:r>
-              <w:rPr>
-                <w:sz w:val="36"/>
-                <w:szCs w:val="36"/>
+              <w:rPr>
+                <w:sz w:val="28"/>
+                <w:szCs w:val="28"/>
+              </w:rPr>
+            </w:pPr>
+            <w:r>
+              <w:rPr>
+                <w:sz w:val="28"/>
+                <w:szCs w:val="28"/>
               </w:rPr>
               <w:t xml:space="preserve">The </w:t>
             </w:r>
             <w:proofErr w:type="gramStart"/>
             <w:r>
               <w:rPr>
-                <w:sz w:val="36"/>
-                <w:szCs w:val="36"/>
+                <w:sz w:val="28"/>
+                <w:szCs w:val="28"/>
               </w:rPr>
               <w:t>Admin</w:t>
             </w:r>
             <w:proofErr w:type="gramEnd"/>
             <w:r>
               <w:rPr>
-                <w:sz w:val="36"/>
-                <w:szCs w:val="36"/>
+                <w:sz w:val="28"/>
+                <w:szCs w:val="28"/>
               </w:rPr>
               <w:t xml:space="preserve"> selects the “Discount Management” option from the dashboard.</w:t>
             </w:r>
@@ -2913,16 +2729,15 @@
                 <w:ilvl w:val="0"/>
                 <w:numId w:val="17"/>
               </w:numPr>
-              <w:spacing w:after="0" w:line="240" w:lineRule="auto"/>
-              <w:rPr>
-                <w:sz w:val="36"/>
-                <w:szCs w:val="36"/>
-              </w:rPr>
-            </w:pPr>
-            <w:r>
-              <w:rPr>
-                <w:sz w:val="36"/>
-                <w:szCs w:val="36"/>
+              <w:rPr>
+                <w:sz w:val="28"/>
+                <w:szCs w:val="28"/>
+              </w:rPr>
+            </w:pPr>
+            <w:r>
+              <w:rPr>
+                <w:sz w:val="28"/>
+                <w:szCs w:val="28"/>
               </w:rPr>
               <w:t>The system displays a list of active and inactive discounts, along with options to create or modify discounts.</w:t>
             </w:r>
@@ -2934,32 +2749,31 @@
                 <w:ilvl w:val="0"/>
                 <w:numId w:val="17"/>
               </w:numPr>
-              <w:spacing w:after="0" w:line="240" w:lineRule="auto"/>
-              <w:rPr>
-                <w:sz w:val="36"/>
-                <w:szCs w:val="36"/>
-              </w:rPr>
-            </w:pPr>
-            <w:r>
-              <w:rPr>
-                <w:sz w:val="36"/>
-                <w:szCs w:val="36"/>
+              <w:rPr>
+                <w:sz w:val="28"/>
+                <w:szCs w:val="28"/>
+              </w:rPr>
+            </w:pPr>
+            <w:r>
+              <w:rPr>
+                <w:sz w:val="28"/>
+                <w:szCs w:val="28"/>
               </w:rPr>
               <w:t xml:space="preserve">The </w:t>
             </w:r>
             <w:proofErr w:type="gramStart"/>
             <w:r>
               <w:rPr>
-                <w:sz w:val="36"/>
-                <w:szCs w:val="36"/>
+                <w:sz w:val="28"/>
+                <w:szCs w:val="28"/>
               </w:rPr>
               <w:t>Admin</w:t>
             </w:r>
             <w:proofErr w:type="gramEnd"/>
             <w:r>
               <w:rPr>
-                <w:sz w:val="36"/>
-                <w:szCs w:val="36"/>
+                <w:sz w:val="28"/>
+                <w:szCs w:val="28"/>
               </w:rPr>
               <w:t xml:space="preserve"> can:</w:t>
             </w:r>
@@ -2970,59 +2784,19 @@
                 <w:ilvl w:val="0"/>
                 <w:numId w:val="16"/>
               </w:numPr>
-              <w:spacing w:after="0" w:line="240" w:lineRule="auto"/>
-              <w:rPr>
-                <w:sz w:val="36"/>
-                <w:szCs w:val="36"/>
+              <w:rPr>
+                <w:sz w:val="28"/>
+                <w:szCs w:val="28"/>
               </w:rPr>
             </w:pPr>
             <w:r>
               <w:rPr>
                 <w:b/>
                 <w:bCs/>
-                <w:sz w:val="36"/>
-                <w:szCs w:val="36"/>
+                <w:sz w:val="28"/>
+                <w:szCs w:val="28"/>
               </w:rPr>
               <w:t>Create a New Discount:</w:t>
-            </w:r>
-          </w:p>
-          <w:p>
-            <w:pPr>
-              <w:numPr>
-                <w:ilvl w:val="1"/>
-                <w:numId w:val="16"/>
-              </w:numPr>
-              <w:rPr>
-                <w:sz w:val="36"/>
-                <w:szCs w:val="36"/>
-              </w:rPr>
-            </w:pPr>
-            <w:r>
-              <w:rPr>
-                <w:sz w:val="36"/>
-                <w:szCs w:val="36"/>
-              </w:rPr>
-              <w:t>Defines discount details, including type (e.g., percentage or fixed amount), applicable products or categories, start and end dates, and any usage restrictions.</w:t>
-            </w:r>
-          </w:p>
-          <w:p>
-            <w:pPr>
-              <w:numPr>
-                <w:ilvl w:val="1"/>
-                <w:numId w:val="16"/>
-              </w:numPr>
-              <w:rPr>
-                <w:sz w:val="36"/>
-                <w:szCs w:val="36"/>
-              </w:rPr>
-            </w:pPr>
-            <w:r>
-              <w:rPr>
-                <w:sz w:val="36"/>
-                <w:szCs w:val="36"/>
-              </w:rPr>
-              <w:lastRenderedPageBreak/>
-              <w:t>Submits the discount for activation, and the system validates and applies the discount according to the defined criteria.</w:t>
             </w:r>
           </w:p>
           <w:p>
@@ -3032,37 +2806,18 @@
                 <w:numId w:val="16"/>
               </w:numPr>
               <w:rPr>
-                <w:sz w:val="36"/>
-                <w:szCs w:val="36"/>
+                <w:sz w:val="28"/>
+                <w:szCs w:val="28"/>
               </w:rPr>
             </w:pPr>
             <w:r>
               <w:rPr>
                 <w:b/>
                 <w:bCs/>
-                <w:sz w:val="36"/>
-                <w:szCs w:val="36"/>
+                <w:sz w:val="28"/>
+                <w:szCs w:val="28"/>
               </w:rPr>
               <w:t>Modify an Existing Discount:</w:t>
-            </w:r>
-          </w:p>
-          <w:p>
-            <w:pPr>
-              <w:numPr>
-                <w:ilvl w:val="1"/>
-                <w:numId w:val="16"/>
-              </w:numPr>
-              <w:rPr>
-                <w:sz w:val="36"/>
-                <w:szCs w:val="36"/>
-              </w:rPr>
-            </w:pPr>
-            <w:r>
-              <w:rPr>
-                <w:sz w:val="36"/>
-                <w:szCs w:val="36"/>
-              </w:rPr>
-              <w:t>Selects an active discount to update its parameters, such as adjusting discount percentages or extending expiration dates.</w:t>
             </w:r>
           </w:p>
           <w:p>
@@ -3072,79 +2827,23 @@
                 <w:numId w:val="16"/>
               </w:numPr>
               <w:rPr>
-                <w:sz w:val="36"/>
-                <w:szCs w:val="36"/>
+                <w:sz w:val="28"/>
+                <w:szCs w:val="28"/>
               </w:rPr>
             </w:pPr>
             <w:r>
               <w:rPr>
                 <w:b/>
                 <w:bCs/>
-                <w:sz w:val="36"/>
-                <w:szCs w:val="36"/>
+                <w:sz w:val="28"/>
+                <w:szCs w:val="28"/>
               </w:rPr>
               <w:t>Remove/Deactivate a Discount:</w:t>
             </w:r>
           </w:p>
-          <w:p>
-            <w:pPr>
-              <w:numPr>
-                <w:ilvl w:val="1"/>
-                <w:numId w:val="16"/>
-              </w:numPr>
-              <w:rPr>
-                <w:sz w:val="36"/>
-                <w:szCs w:val="36"/>
-              </w:rPr>
-            </w:pPr>
-            <w:r>
-              <w:rPr>
-                <w:sz w:val="36"/>
-                <w:szCs w:val="36"/>
-              </w:rPr>
-              <w:t>Deactivates a discount to prevent further usage. The system removes it from active promotions.</w:t>
-            </w:r>
-          </w:p>
-          <w:p>
-            <w:pPr>
-              <w:rPr>
-                <w:sz w:val="36"/>
-                <w:szCs w:val="36"/>
-              </w:rPr>
-            </w:pPr>
-            <w:r>
-              <w:rPr>
-                <w:sz w:val="36"/>
-                <w:szCs w:val="36"/>
-              </w:rPr>
-              <w:t>4.</w:t>
-            </w:r>
-            <w:r>
-              <w:rPr>
-                <w:sz w:val="36"/>
-                <w:szCs w:val="36"/>
-              </w:rPr>
-              <w:t xml:space="preserve">  Upon completion, the </w:t>
-            </w:r>
-            <w:proofErr w:type="gramStart"/>
-            <w:r>
-              <w:rPr>
-                <w:sz w:val="36"/>
-                <w:szCs w:val="36"/>
-              </w:rPr>
-              <w:t>Admin</w:t>
-            </w:r>
-            <w:proofErr w:type="gramEnd"/>
-            <w:r>
-              <w:rPr>
-                <w:sz w:val="36"/>
-                <w:szCs w:val="36"/>
-              </w:rPr>
-              <w:t xml:space="preserve"> returns to the main discount management page, and the updated discounts are displayed.</w:t>
-            </w:r>
-          </w:p>
         </w:tc>
       </w:tr>
+      <w:bookmarkEnd w:id="1"/>
     </w:tbl>
     <w:p/>
     <w:p>
@@ -3329,7 +3028,6 @@
                 <w:ilvl w:val="0"/>
                 <w:numId w:val="18"/>
               </w:numPr>
-              <w:spacing w:after="0" w:line="240" w:lineRule="auto"/>
               <w:rPr>
                 <w:sz w:val="36"/>
                 <w:szCs w:val="36"/>
@@ -3440,7 +3138,6 @@
           </w:tcPr>
           <w:p>
             <w:pPr>
-              <w:spacing w:after="0" w:line="240" w:lineRule="auto"/>
               <w:rPr>
                 <w:sz w:val="36"/>
                 <w:szCs w:val="36"/>
@@ -3462,7 +3159,6 @@
                 <w:ilvl w:val="0"/>
                 <w:numId w:val="19"/>
               </w:numPr>
-              <w:spacing w:after="0" w:line="240" w:lineRule="auto"/>
               <w:rPr>
                 <w:sz w:val="36"/>
                 <w:szCs w:val="36"/>
@@ -3573,7 +3269,6 @@
                 <w:ilvl w:val="0"/>
                 <w:numId w:val="21"/>
               </w:numPr>
-              <w:spacing w:after="0" w:line="240" w:lineRule="auto"/>
               <w:rPr>
                 <w:b/>
                 <w:bCs/>
@@ -3618,7 +3313,6 @@
                 <w:ilvl w:val="0"/>
                 <w:numId w:val="21"/>
               </w:numPr>
-              <w:spacing w:after="0" w:line="240" w:lineRule="auto"/>
               <w:rPr>
                 <w:b/>
                 <w:bCs/>
@@ -3643,7 +3337,6 @@
                 <w:ilvl w:val="0"/>
                 <w:numId w:val="21"/>
               </w:numPr>
-              <w:spacing w:after="0" w:line="240" w:lineRule="auto"/>
               <w:rPr>
                 <w:b/>
                 <w:bCs/>
@@ -3687,7 +3380,6 @@
                 <w:ilvl w:val="0"/>
                 <w:numId w:val="20"/>
               </w:numPr>
-              <w:spacing w:after="0" w:line="240" w:lineRule="auto"/>
               <w:rPr>
                 <w:b/>
                 <w:bCs/>
@@ -3973,14 +3665,7 @@
                 <w:sz w:val="36"/>
                 <w:szCs w:val="36"/>
               </w:rPr>
-              <w:t>UC-</w:t>
-            </w:r>
-            <w:r>
-              <w:rPr>
-                <w:sz w:val="36"/>
-                <w:szCs w:val="36"/>
-              </w:rPr>
-              <w:t>6</w:t>
+              <w:t>UC-6</w:t>
             </w:r>
             <w:proofErr w:type="gramStart"/>
             <w:r>
@@ -4114,7 +3799,6 @@
                 <w:ilvl w:val="0"/>
                 <w:numId w:val="22"/>
               </w:numPr>
-              <w:spacing w:after="0" w:line="240" w:lineRule="auto"/>
               <w:rPr>
                 <w:sz w:val="36"/>
                 <w:szCs w:val="36"/>
@@ -4257,7 +3941,6 @@
           </w:tcPr>
           <w:p>
             <w:pPr>
-              <w:spacing w:after="0" w:line="240" w:lineRule="auto"/>
               <w:rPr>
                 <w:sz w:val="36"/>
                 <w:szCs w:val="36"/>
@@ -4279,7 +3962,6 @@
                 <w:ilvl w:val="0"/>
                 <w:numId w:val="23"/>
               </w:numPr>
-              <w:spacing w:after="0" w:line="240" w:lineRule="auto"/>
               <w:rPr>
                 <w:sz w:val="36"/>
                 <w:szCs w:val="36"/>
@@ -4343,14 +4025,7 @@
                 <w:sz w:val="36"/>
                 <w:szCs w:val="36"/>
               </w:rPr>
-              <w:t>Admin</w:t>
-            </w:r>
-            <w:r>
-              <w:rPr>
-                <w:sz w:val="36"/>
-                <w:szCs w:val="36"/>
-              </w:rPr>
-              <w:t>.</w:t>
+              <w:t>Admin.</w:t>
             </w:r>
           </w:p>
         </w:tc>
@@ -4390,7 +4065,6 @@
                 <w:ilvl w:val="0"/>
                 <w:numId w:val="25"/>
               </w:numPr>
-              <w:spacing w:after="0" w:line="240" w:lineRule="auto"/>
               <w:rPr>
                 <w:sz w:val="36"/>
                 <w:szCs w:val="36"/>
@@ -4427,7 +4101,6 @@
                 <w:ilvl w:val="0"/>
                 <w:numId w:val="25"/>
               </w:numPr>
-              <w:spacing w:after="0" w:line="240" w:lineRule="auto"/>
               <w:rPr>
                 <w:sz w:val="36"/>
                 <w:szCs w:val="36"/>
@@ -4448,7 +4121,6 @@
                 <w:ilvl w:val="0"/>
                 <w:numId w:val="25"/>
               </w:numPr>
-              <w:spacing w:after="0" w:line="240" w:lineRule="auto"/>
               <w:rPr>
                 <w:sz w:val="36"/>
                 <w:szCs w:val="36"/>
@@ -4484,7 +4156,6 @@
                 <w:ilvl w:val="0"/>
                 <w:numId w:val="24"/>
               </w:numPr>
-              <w:spacing w:after="0" w:line="240" w:lineRule="auto"/>
               <w:rPr>
                 <w:sz w:val="36"/>
                 <w:szCs w:val="36"/>
@@ -8087,6 +7758,7 @@
   <w:style w:type="character" w:default="1" w:styleId="DefaultParagraphFont">
     <w:name w:val="Default Paragraph Font"/>
     <w:uiPriority w:val="1"/>
+    <w:semiHidden/>
     <w:unhideWhenUsed/>
   </w:style>
   <w:style w:type="table" w:default="1" w:styleId="TableNormal">
